--- a/Ảnh chụp từng bước.docx
+++ b/Ảnh chụp từng bước.docx
@@ -73,7 +73,7 @@
     <w:p>
       <w:pPr>
         <w:spacing w:line="360" w:lineRule="auto"/>
-        <w:jc w:val="both"/>
+        <w:jc w:val="center"/>
         <w:rPr>
           <w:rFonts w:ascii="Times New Roman" w:hAnsi="Times New Roman" w:cs="Times New Roman"/>
           <w:b/>
@@ -109,18 +109,6 @@
         <w:jc w:val="both"/>
         <w:rPr>
           <w:rFonts w:ascii="Times New Roman" w:hAnsi="Times New Roman" w:cs="Times New Roman"/>
-          <w:sz w:val="26"/>
-          <w:szCs w:val="26"/>
-          <w:lang w:val="vi-VN"/>
-        </w:rPr>
-      </w:pPr>
-    </w:p>
-    <w:p>
-      <w:pPr>
-        <w:spacing w:line="360" w:lineRule="auto"/>
-        <w:jc w:val="both"/>
-        <w:rPr>
-          <w:rFonts w:ascii="Times New Roman" w:hAnsi="Times New Roman" w:cs="Times New Roman"/>
           <w:b/>
           <w:bCs/>
           <w:sz w:val="26"/>
@@ -190,6 +178,7 @@
       <w:r>
         <w:rPr>
           <w:rFonts w:ascii="Times New Roman" w:hAnsi="Times New Roman" w:cs="Times New Roman"/>
+          <w:noProof/>
           <w:sz w:val="26"/>
           <w:szCs w:val="26"/>
         </w:rPr>
@@ -338,6 +327,7 @@
       <w:r>
         <w:rPr>
           <w:rFonts w:ascii="Times New Roman" w:hAnsi="Times New Roman" w:cs="Times New Roman"/>
+          <w:noProof/>
           <w:sz w:val="26"/>
           <w:szCs w:val="26"/>
         </w:rPr>
@@ -544,6 +534,7 @@
       <w:r>
         <w:rPr>
           <w:rFonts w:ascii="Times New Roman" w:hAnsi="Times New Roman" w:cs="Times New Roman"/>
+          <w:noProof/>
           <w:sz w:val="26"/>
           <w:szCs w:val="26"/>
         </w:rPr>
@@ -696,6 +687,7 @@
       <w:r>
         <w:rPr>
           <w:rFonts w:ascii="Times New Roman" w:hAnsi="Times New Roman" w:cs="Times New Roman"/>
+          <w:noProof/>
           <w:sz w:val="26"/>
           <w:szCs w:val="26"/>
         </w:rPr>
@@ -817,6 +809,7 @@
       <w:r>
         <w:rPr>
           <w:rFonts w:ascii="Times New Roman" w:hAnsi="Times New Roman" w:cs="Times New Roman"/>
+          <w:noProof/>
           <w:sz w:val="26"/>
           <w:szCs w:val="26"/>
         </w:rPr>
@@ -923,6 +916,7 @@
       <w:r>
         <w:rPr>
           <w:rFonts w:ascii="Times New Roman" w:hAnsi="Times New Roman" w:cs="Times New Roman"/>
+          <w:noProof/>
           <w:sz w:val="26"/>
           <w:szCs w:val="26"/>
         </w:rPr>
@@ -1025,6 +1019,7 @@
       <w:r>
         <w:rPr>
           <w:rFonts w:ascii="Times New Roman" w:hAnsi="Times New Roman" w:cs="Times New Roman"/>
+          <w:noProof/>
           <w:sz w:val="26"/>
           <w:szCs w:val="26"/>
         </w:rPr>
@@ -1133,30 +1128,23 @@
           <w:sz w:val="26"/>
           <w:szCs w:val="26"/>
         </w:rPr>
-        <w:t>muốn.</w:t>
-      </w:r>
-      <w:r>
-        <w:rPr>
-          <w:rFonts w:ascii="Times New Roman" w:hAnsi="Times New Roman" w:cs="Times New Roman"/>
-          <w:sz w:val="26"/>
-          <w:szCs w:val="26"/>
-        </w:rPr>
-        <w:t xml:space="preserve"> </w:t>
-      </w:r>
-    </w:p>
-    <w:p>
-      <w:pPr>
-        <w:spacing w:after="0" w:line="360" w:lineRule="auto"/>
-        <w:jc w:val="both"/>
-        <w:rPr>
-          <w:rFonts w:ascii="Times New Roman" w:hAnsi="Times New Roman" w:cs="Times New Roman"/>
-          <w:sz w:val="26"/>
-          <w:szCs w:val="26"/>
-        </w:rPr>
-      </w:pPr>
-      <w:r>
-        <w:rPr>
-          <w:rFonts w:ascii="Times New Roman" w:hAnsi="Times New Roman" w:cs="Times New Roman"/>
+        <w:t xml:space="preserve">muốn. </w:t>
+      </w:r>
+    </w:p>
+    <w:p>
+      <w:pPr>
+        <w:spacing w:after="0" w:line="360" w:lineRule="auto"/>
+        <w:jc w:val="both"/>
+        <w:rPr>
+          <w:rFonts w:ascii="Times New Roman" w:hAnsi="Times New Roman" w:cs="Times New Roman"/>
+          <w:sz w:val="26"/>
+          <w:szCs w:val="26"/>
+        </w:rPr>
+      </w:pPr>
+      <w:r>
+        <w:rPr>
+          <w:rFonts w:ascii="Times New Roman" w:hAnsi="Times New Roman" w:cs="Times New Roman"/>
+          <w:noProof/>
           <w:sz w:val="26"/>
           <w:szCs w:val="26"/>
         </w:rPr>
@@ -1259,6 +1247,7 @@
       <w:r>
         <w:rPr>
           <w:rFonts w:ascii="Times New Roman" w:hAnsi="Times New Roman" w:cs="Times New Roman"/>
+          <w:noProof/>
           <w:sz w:val="26"/>
           <w:szCs w:val="26"/>
         </w:rPr>
@@ -1416,6 +1405,7 @@
       <w:r>
         <w:rPr>
           <w:rFonts w:ascii="Times New Roman" w:hAnsi="Times New Roman" w:cs="Times New Roman"/>
+          <w:noProof/>
           <w:sz w:val="26"/>
           <w:szCs w:val="26"/>
         </w:rPr>
@@ -1565,6 +1555,7 @@
       <w:r>
         <w:rPr>
           <w:rFonts w:ascii="Times New Roman" w:hAnsi="Times New Roman" w:cs="Times New Roman"/>
+          <w:noProof/>
           <w:sz w:val="26"/>
           <w:szCs w:val="26"/>
         </w:rPr>
@@ -1667,6 +1658,7 @@
       <w:r>
         <w:rPr>
           <w:rFonts w:ascii="Times New Roman" w:hAnsi="Times New Roman" w:cs="Times New Roman"/>
+          <w:noProof/>
           <w:sz w:val="26"/>
           <w:szCs w:val="26"/>
         </w:rPr>
@@ -1860,6 +1852,7 @@
       <w:r>
         <w:rPr>
           <w:rFonts w:ascii="Times New Roman" w:hAnsi="Times New Roman" w:cs="Times New Roman"/>
+          <w:noProof/>
           <w:sz w:val="26"/>
           <w:szCs w:val="26"/>
         </w:rPr>
@@ -1994,6 +1987,7 @@
       <w:r>
         <w:rPr>
           <w:rFonts w:ascii="Times New Roman" w:hAnsi="Times New Roman" w:cs="Times New Roman"/>
+          <w:noProof/>
           <w:sz w:val="26"/>
           <w:szCs w:val="26"/>
         </w:rPr>
@@ -2108,6 +2102,7 @@
       <w:r>
         <w:rPr>
           <w:rFonts w:ascii="Times New Roman" w:hAnsi="Times New Roman" w:cs="Times New Roman"/>
+          <w:noProof/>
           <w:sz w:val="26"/>
           <w:szCs w:val="26"/>
         </w:rPr>
@@ -2233,6 +2228,7 @@
       <w:r>
         <w:rPr>
           <w:rFonts w:ascii="Times New Roman" w:hAnsi="Times New Roman" w:cs="Times New Roman"/>
+          <w:noProof/>
           <w:sz w:val="26"/>
           <w:szCs w:val="26"/>
         </w:rPr>
@@ -2374,6 +2370,7 @@
       <w:r>
         <w:rPr>
           <w:rFonts w:ascii="Times New Roman" w:hAnsi="Times New Roman" w:cs="Times New Roman"/>
+          <w:noProof/>
           <w:sz w:val="26"/>
           <w:szCs w:val="26"/>
         </w:rPr>
@@ -2457,6 +2454,7 @@
       <w:r>
         <w:rPr>
           <w:rFonts w:ascii="Times New Roman" w:hAnsi="Times New Roman" w:cs="Times New Roman"/>
+          <w:noProof/>
           <w:sz w:val="26"/>
           <w:szCs w:val="26"/>
         </w:rPr>
@@ -2549,6 +2547,7 @@
       <w:r>
         <w:rPr>
           <w:rFonts w:ascii="Times New Roman" w:hAnsi="Times New Roman" w:cs="Times New Roman"/>
+          <w:noProof/>
           <w:sz w:val="26"/>
           <w:szCs w:val="26"/>
         </w:rPr>
@@ -2671,6 +2670,7 @@
       <w:r>
         <w:rPr>
           <w:rFonts w:ascii="Times New Roman" w:hAnsi="Times New Roman" w:cs="Times New Roman"/>
+          <w:noProof/>
           <w:sz w:val="26"/>
           <w:szCs w:val="26"/>
         </w:rPr>
@@ -2754,6 +2754,7 @@
       <w:r>
         <w:rPr>
           <w:rFonts w:ascii="Times New Roman" w:hAnsi="Times New Roman" w:cs="Times New Roman"/>
+          <w:noProof/>
           <w:sz w:val="26"/>
           <w:szCs w:val="26"/>
         </w:rPr>
@@ -2892,6 +2893,7 @@
       <w:r>
         <w:rPr>
           <w:rFonts w:ascii="Times New Roman" w:hAnsi="Times New Roman" w:cs="Times New Roman"/>
+          <w:noProof/>
           <w:sz w:val="26"/>
           <w:szCs w:val="26"/>
         </w:rPr>
@@ -3010,6 +3012,7 @@
       <w:r>
         <w:rPr>
           <w:rFonts w:ascii="Times New Roman" w:hAnsi="Times New Roman" w:cs="Times New Roman"/>
+          <w:noProof/>
           <w:sz w:val="26"/>
           <w:szCs w:val="26"/>
         </w:rPr>
@@ -3113,6 +3116,7 @@
       <w:r>
         <w:rPr>
           <w:rFonts w:ascii="Times New Roman" w:hAnsi="Times New Roman" w:cs="Times New Roman"/>
+          <w:noProof/>
           <w:sz w:val="26"/>
           <w:szCs w:val="26"/>
         </w:rPr>
@@ -3215,6 +3219,7 @@
       <w:r>
         <w:rPr>
           <w:rFonts w:ascii="Times New Roman" w:hAnsi="Times New Roman" w:cs="Times New Roman"/>
+          <w:noProof/>
           <w:sz w:val="26"/>
           <w:szCs w:val="26"/>
         </w:rPr>
@@ -3396,6 +3401,7 @@
       <w:r>
         <w:rPr>
           <w:rFonts w:ascii="Times New Roman" w:hAnsi="Times New Roman" w:cs="Times New Roman"/>
+          <w:noProof/>
           <w:sz w:val="26"/>
           <w:szCs w:val="26"/>
         </w:rPr>
@@ -3495,6 +3501,7 @@
       <w:r>
         <w:rPr>
           <w:rFonts w:ascii="Times New Roman" w:hAnsi="Times New Roman" w:cs="Times New Roman"/>
+          <w:noProof/>
           <w:sz w:val="26"/>
           <w:szCs w:val="26"/>
         </w:rPr>
@@ -3589,6 +3596,7 @@
       <w:r>
         <w:rPr>
           <w:rFonts w:ascii="Times New Roman" w:hAnsi="Times New Roman" w:cs="Times New Roman"/>
+          <w:noProof/>
           <w:sz w:val="26"/>
           <w:szCs w:val="26"/>
         </w:rPr>
@@ -3687,6 +3695,7 @@
       <w:r>
         <w:rPr>
           <w:rFonts w:ascii="Times New Roman" w:hAnsi="Times New Roman" w:cs="Times New Roman"/>
+          <w:noProof/>
           <w:sz w:val="26"/>
           <w:szCs w:val="26"/>
         </w:rPr>
@@ -3804,6 +3813,7 @@
       <w:r>
         <w:rPr>
           <w:rFonts w:ascii="Times New Roman" w:hAnsi="Times New Roman" w:cs="Times New Roman"/>
+          <w:noProof/>
           <w:sz w:val="26"/>
           <w:szCs w:val="26"/>
         </w:rPr>
@@ -3918,6 +3928,7 @@
       <w:r>
         <w:rPr>
           <w:rFonts w:ascii="Times New Roman" w:hAnsi="Times New Roman" w:cs="Times New Roman"/>
+          <w:noProof/>
           <w:sz w:val="26"/>
           <w:szCs w:val="26"/>
         </w:rPr>
@@ -4009,6 +4020,7 @@
       <w:r>
         <w:rPr>
           <w:rFonts w:ascii="Times New Roman" w:hAnsi="Times New Roman" w:cs="Times New Roman"/>
+          <w:noProof/>
           <w:sz w:val="26"/>
           <w:szCs w:val="26"/>
         </w:rPr>
@@ -4089,6 +4101,7 @@
       <w:r>
         <w:rPr>
           <w:rFonts w:ascii="Times New Roman" w:hAnsi="Times New Roman" w:cs="Times New Roman"/>
+          <w:noProof/>
           <w:sz w:val="26"/>
           <w:szCs w:val="26"/>
         </w:rPr>
@@ -4205,6 +4218,7 @@
       <w:r>
         <w:rPr>
           <w:rFonts w:ascii="Times New Roman" w:hAnsi="Times New Roman" w:cs="Times New Roman"/>
+          <w:noProof/>
           <w:sz w:val="26"/>
           <w:szCs w:val="26"/>
         </w:rPr>
@@ -4316,6 +4330,7 @@
       <w:r>
         <w:rPr>
           <w:rFonts w:ascii="Times New Roman" w:hAnsi="Times New Roman" w:cs="Times New Roman"/>
+          <w:noProof/>
           <w:sz w:val="26"/>
           <w:szCs w:val="26"/>
         </w:rPr>
@@ -4396,6 +4411,7 @@
       <w:r>
         <w:rPr>
           <w:rFonts w:ascii="Times New Roman" w:hAnsi="Times New Roman" w:cs="Times New Roman"/>
+          <w:noProof/>
           <w:sz w:val="26"/>
           <w:szCs w:val="26"/>
         </w:rPr>
@@ -4567,6 +4583,7 @@
       <w:r>
         <w:rPr>
           <w:rFonts w:ascii="Times New Roman" w:hAnsi="Times New Roman" w:cs="Times New Roman"/>
+          <w:noProof/>
           <w:sz w:val="26"/>
           <w:szCs w:val="26"/>
         </w:rPr>
@@ -4703,6 +4720,7 @@
       <w:r>
         <w:rPr>
           <w:rFonts w:ascii="Times New Roman" w:hAnsi="Times New Roman" w:cs="Times New Roman"/>
+          <w:noProof/>
           <w:sz w:val="26"/>
           <w:szCs w:val="26"/>
         </w:rPr>
@@ -4784,6 +4802,7 @@
       <w:r>
         <w:rPr>
           <w:rFonts w:ascii="Times New Roman" w:hAnsi="Times New Roman" w:cs="Times New Roman"/>
+          <w:noProof/>
           <w:sz w:val="26"/>
           <w:szCs w:val="26"/>
         </w:rPr>
@@ -4998,6 +5017,7 @@
       <w:r>
         <w:rPr>
           <w:rFonts w:ascii="Times New Roman" w:hAnsi="Times New Roman" w:cs="Times New Roman"/>
+          <w:noProof/>
           <w:sz w:val="26"/>
           <w:szCs w:val="26"/>
         </w:rPr>
@@ -5050,6 +5070,7 @@
       <w:r>
         <w:rPr>
           <w:rFonts w:ascii="Times New Roman" w:hAnsi="Times New Roman" w:cs="Times New Roman"/>
+          <w:noProof/>
           <w:sz w:val="26"/>
           <w:szCs w:val="26"/>
         </w:rPr>
